--- a/az/discovery-articles/3.11 Havanın kondisionerləşdirilməsi.docx
+++ b/az/discovery-articles/3.11 Havanın kondisionerləşdirilməsi.docx
@@ -8,7 +8,7 @@
         <w:widowControl/>
       </w:pPr>
       <w:r>
-        <w:t>3.11 Havanın kondisionerləşdirilməsi</w:t>
+        <w:t xml:space="preserve">3.11 Kondisioner</w:t>
       </w:r>
     </w:p>
     <w:p>
@@ -20,7 +20,7 @@
         <w:rPr>
           <w:sz w:val="20"/>
         </w:rPr>
-        <w:t>3 Sənaye enerji və nəqliyyat</w:t>
+        <w:t xml:space="preserve">3. Sənaye, enerji və nəqliyyat</w:t>
       </w:r>
     </w:p>
     <w:p>
@@ -32,7 +32,7 @@
         <w:rPr>
           <w:sz w:val="20"/>
         </w:rPr>
-        <w:t>Dövr: təxminən 1902-ci ildən (Kerrierin sənayedə rütubətə nəzarəti); XX əsrin ortalarında binaların kütləvi soyudulması | Əsas şəxslər: Uillis Haviland Kerrier; sonralar bina mühəndisləri və soyuducu maddələr üzrə kimyaçılar</w:t>
+        <w:t>Dövr: 1902-ci il — Kərrierin sənaye müəssisəsində rütubəti tənzimləyən qurğusu; XX əsrin ortalarından binalarda kondisionerlərin geniş yayılması | Əsas şəxslər: Uillis Hevilend Kərrier; sonrakı dövrlərdə binaların havalandırma və soyutma sistemlərini hazırlayan mühəndislər, soyuducu maddələr üzərində çalışan kimyaçılar</w:t>
       </w:r>
     </w:p>
     <w:p>
@@ -40,7 +40,7 @@
         <w:widowControl/>
       </w:pPr>
       <w:r>
-        <w:t>Kondisioner isti havada insanların və maşınların işləyə bilməsi üçün otaq havasını soyudur və nəmini azaldır. Bu texnologiya ofisləri, xəstəxanaları, kinoteatrları və sıx şəhərlərin coğrafiyasını dəyişdirdi.</w:t>
+        <w:t>Kondisioner qapalı məkanın havasını soyudur, artıq rütubəti azaldır. Beləliklə, isti havalarda insanların rahatlığı və avadanlıqların işləməsi üçün əlverişli şərait yaradır. Bu texnologiya ofislərin, xəstəxanaların və kinoteatrların işini, eləcə də isti bölgələrdə şəhərlərin inkişafını dəyişdirdi.</w:t>
       </w:r>
     </w:p>
     <w:p>
@@ -49,7 +49,7 @@
         <w:widowControl/>
       </w:pPr>
       <w:r>
-        <w:t>Əsas məlumatlar</w:t>
+        <w:t xml:space="preserve">Əsas məlumatlar</w:t>
       </w:r>
     </w:p>
     <w:p>
@@ -58,7 +58,7 @@
         <w:widowControl/>
       </w:pPr>
       <w:r>
-        <w:t>Uillis Kerrierin 1902-ci il sistemi Bruklindəki mətbəədə rütubəti tənzimləyirdi.</w:t>
+        <w:t>Uillis Kərrierin 1902-ci ildə hazırladığı qurğu Bruklindəki bir mətbəədə havanın rütubətini tənzimləyirdi.</w:t>
       </w:r>
     </w:p>
     <w:p>
@@ -67,7 +67,7 @@
         <w:widowControl/>
       </w:pPr>
       <w:r>
-        <w:t>Kondisionerləşdirmə təkcə ventilyatorla hava üfürmək deyil; temperatur və nəmlik birlikdə idarə olunur.</w:t>
+        <w:t>Kondisioner ventilyatordan fərqli olaraq havanı sadəcə hərəkət etdirmir: onu soyudur və artıq rütubəti azaldır.</w:t>
       </w:r>
     </w:p>
     <w:p>
@@ -76,7 +76,7 @@
         <w:widowControl/>
       </w:pPr>
       <w:r>
-        <w:t>Sıxılmalı soyutma və sonrakı daha təhlükəsiz soyuducu maddələr bina sistemlərini praktik etdi.</w:t>
+        <w:t>Buxarın sıxılmasına əsaslanan soyutma üsulu və sonralar istifadəsi daha təhlükəsiz olan soyuducu maddələrin hazırlanması bu sistemlərin binalarda geniş tətbiqinə şərait yaratdı.</w:t>
       </w:r>
     </w:p>
     <w:p>
@@ -85,7 +85,7 @@
         <w:widowControl/>
       </w:pPr>
       <w:r>
-        <w:t>Müharibədən sonra pəncərə kondisionerləri və mərkəzi sistemlər rahatlıq üçün soyutmanı geniş yaydı.</w:t>
+        <w:t>İkinci Dünya müharibəsindən sonra pəncərəyə quraşdırılan kondisionerlər və mərkəzi soyutma sistemləri daha çox insan üçün əlçatan oldu.</w:t>
       </w:r>
     </w:p>
     <w:p>
@@ -94,7 +94,7 @@
         <w:widowControl/>
       </w:pPr>
       <w:r>
-        <w:t>Kondisioner isti iqlimdə yay işini və pəncərələri açılmayan şüşə hündürmərtəbəli binaları mümkün etdi.</w:t>
+        <w:t>Kondisioner isti iqlimli bölgələrdə yay aylarında işləməyi asanlaşdırdı, pəncərələri açılmayan şüşə fasadlı göydələnlərin geniş yayılmasına şərait yaratdı.</w:t>
       </w:r>
     </w:p>
     <w:p>
@@ -103,15 +103,7 @@
         <w:widowControl/>
       </w:pPr>
       <w:r>
-        <w:t>Bu nədir</w:t>
-      </w:r>
-    </w:p>
-    <w:p>
-      <w:pPr>
-        <w:widowControl/>
-      </w:pPr>
-      <w:r>
-        <w:t>Havanın kondisionerləşdirilməsi qapalı məkanda temperaturun, rütubətin və çox vaxt havanın süzülməsinin texniki idarəsidir. Adi sistem soyutma dövrü ilə istiliyi çölə ötürür, kağıza, filmə və dəriyə təsir edən artıq nəmliyi də azaldır. Bu, ventilyatordan daha çox şeydir: kiçik məkanda iqlim yaradılır. Əvvəl fabriklər proseslər üçün sabit hava şəraiti, sonra ofislər və evlər rahatlıq istəyirdi. Otaqdakı hava artıq çöldəki havaya mütləq tabe olmur.</w:t>
+        <w:t xml:space="preserve">Bu nədir?</w:t>
       </w:r>
     </w:p>
     <w:p>
@@ -120,15 +112,7 @@
         <w:widowControl/>
       </w:pPr>
       <w:r>
-        <w:t>Kim kəşf edib və ya yaradıb</w:t>
-      </w:r>
-    </w:p>
-    <w:p>
-      <w:pPr>
-        <w:widowControl/>
-      </w:pPr>
-      <w:r>
-        <w:t>İlk müasir sənaye kondisioner qurğusu haqlı olaraq Uillis Haviland Kerrierin adı ilə bağlanır. 1902-ci ildə hazırlanan sistem yayda mürəkkəbin kağız üzərində düzgün yayılması üçün nəzərdə tutulmuşdu. Kerrier mövcud soyutma biliklərinə və nəm havanı öyrənən psixrometriyaya əsaslanırdı. Sonrakı mühəndislər sistemləri teatrlar, ofislər və evlər üçün genişləndirdilər; kimyaçılar təhlükəsizlik və ekoloji təsirləri müxtəlif olan soyuducu maddələr hazırladılar. Kerrier əsas simadır, amma bu inkişafın yeganə iştirakçısı deyil.</w:t>
+        <w:t xml:space="preserve">Kondisioner qapalı məkanda havanın temperaturunu və rütubətini tənzimləyən qurğudur. Bir çox kondisioner havanı süzgəcdən keçirərək təmizləyir.</w:t>
       </w:r>
     </w:p>
     <w:p>
@@ -137,15 +121,7 @@
         <w:widowControl/>
       </w:pPr>
       <w:r>
-        <w:t>Nə vaxt və necə yaranıb</w:t>
-      </w:r>
-    </w:p>
-    <w:p>
-      <w:pPr>
-        <w:widowControl/>
-      </w:pPr>
-      <w:r>
-        <w:t>Sənayedə rütubətə nəzarət 1900-cü illərin əvvəlində, kinoteatr və mağazalarda rahatlıq üçün soyutma isə 1920-ci illərdə yayıldı. İkinci Dünya müharibəsindən sonra ucuzlaşan qurğular və şəhərətrafı tikinti artımı isti bölgələrdə, xüsusən ABŞ-da ev kondisionerlərini genişləndirdi. Mərkəzi sistemlər pəncərələri bağlı olan göydələnləri soyudurdu. Sağlamlıq və ətraf mühitlə bağlı narahatlıqlar artdıqca havalandırma və soyuducu maddələr üzrə standartlar da dəyişdi.</w:t>
+        <w:t xml:space="preserve">Adi soyutma sistemində istilik otaqdan alınaraq çölə ötürülür. Hava soyuduqca tərkibindəki artıq nəmin bir hissəsi suya çevrilib kənarlaşdırılır. Bu, həm insanların rahatlığı, həm də rütubətə həssas materialların saxlanması və emalı üçün əhəmiyyətlidir.</w:t>
       </w:r>
     </w:p>
     <w:p>
@@ -154,15 +130,7 @@
         <w:widowControl/>
       </w:pPr>
       <w:r>
-        <w:t>Elm üçün əhəmiyyəti</w:t>
-      </w:r>
-    </w:p>
-    <w:p>
-      <w:pPr>
-        <w:widowControl/>
-      </w:pPr>
-      <w:r>
-        <w:t>Kondisionerin əsasında buxar-sıxılma dövrünün termodinamikası dayanır. Adi, quru termometrin temperaturu ilə yaş termometrin daha aşağı göstəricisi birlikdə havanın rütubətini müəyyənləşdirməyə kömək edir. Psixrometrik diaqramlar rahatlıq şəraitini hesablana bilən layihəyə çevirdi — sanki bir otaq üçün hava xəritəsi hazırlanırdı. Soyuducu maddələrin kimyası molekul quruluşunu təzyiq, zəhərlilik, sonralar ozon və iqlim təsirləri ilə əlaqələndirdi. İstilik izolyasiyası, istilik yükü və hava axını haqqında bina elmi də inkişaf etdi.</w:t>
+        <w:t xml:space="preserve">Ventilyator əsasən havanı hərəkət etdirir, kondisioner isə otağın temperaturunu və rütubətini dəyişir. İlk belə sistemlər fabriklərdə istehsal üçün sabit şərait yaratmaq məqsədilə qurulurdu. Sonralar evlərdə və iş yerlərində insanların rahatlığını təmin etmək üçün də geniş istifadə olunmağa başladı. Beləcə, qapalı məkanın havasını çöldəki hava şəraitindən müəyyən qədər asılı olmadan tənzimləmək mümkün oldu.</w:t>
       </w:r>
     </w:p>
     <w:p>
@@ -171,15 +139,7 @@
         <w:widowControl/>
       </w:pPr>
       <w:r>
-        <w:t>Sonrakı inkişafa təsiri</w:t>
-      </w:r>
-    </w:p>
-    <w:p>
-      <w:pPr>
-        <w:widowControl/>
-      </w:pPr>
-      <w:r>
-        <w:t>Məlumat mərkəzləri, laboratoriyalar və xəstəxanalar temperaturun dəqiq idarəsinə arxalanır. İsti bölgələrin şəhərləri və şüşə qüllələr qismən yayda işləməyin mümkün olması sayəsində böyüdü. Soyutma tələbatı kəskin artanda elektrik şəbəkəsində pik yük yaranır; bu, yeni planlaşdırma məsələsidir. İstilik nasosları eyni dövrdən qışda isitmə üçün istifadə edir. Bir çox iqlimdə mexaniki yolla yaradılan daxili hava şəraiti artıq əsas infrastrukturdur.</w:t>
+        <w:t xml:space="preserve">Kim yaradıb?</w:t>
       </w:r>
     </w:p>
     <w:p>
@@ -188,15 +148,169 @@
         <w:widowControl/>
       </w:pPr>
       <w:r>
-        <w:t>İnsan həyatını necə dəyişib</w:t>
+        <w:t xml:space="preserve">Müasir sənaye kondisionerinin yaranması əsasən Uillis Hevilend Kərrierin adı ilə bağlıdır. Onun 1902-ci ildə hazırladığı qurğu yay aylarında mətbəədə rütubəti tənzimləmək və çap işinin keyfiyyətini qorumaq üçün nəzərdə tutulmuşdu.</w:t>
       </w:r>
     </w:p>
     <w:p>
       <w:pPr>
+        <w:pStyle w:val="Heading1"/>
         <w:widowControl/>
       </w:pPr>
       <w:r>
-        <w:t>İstidə yatmaq, oxumaq və ofisdə işləmək daha az əziyyətli oldu. Kinoteatrlar filmlər qədər sərin havanı da reklam edirdilər. Soyutmanın əlçatan olduğu isti bölgələrə köç sürətləndi. Qapalı binalarda təmiz xarici hava azaldı; layihə zəif olduqda daxili hava çirklənməsi də pisləşə bildi. Enerji hesabları və istixana təsirləri artdı. Bununla belə, milyonlarla insan üçün kondisioner dözülməz günorta saatlarını adi iş vaxtına çevirdi.</w:t>
+        <w:t xml:space="preserve">Kərrier artıq məlum olan soyutma üsullarından və nəm havanın xassələrini öyrənən psixrometriyadan yararlanırdı. Sonrakı mühəndislər bu sistemləri teatrların, ofislərin və yaşayış binalarının ehtiyaclarına uyğunlaşdırdılar. Kimyaçılar isə təhlükəsizliyi və ətraf mühitə təsiri baxımından fərqlənən soyuducu maddələr hazırladılar.</w:t>
+      </w:r>
+    </w:p>
+    <w:p>
+      <w:pPr>
+        <w:pStyle w:val="Heading1"/>
+        <w:widowControl/>
+      </w:pPr>
+      <w:r>
+        <w:t xml:space="preserve">Bu texnologiyanın inkişafında Kərrierin mühüm yeri var, lakin bugünkü kondisionerlər bir çox alim və mühəndisin əməyinin nəticəsidir.</w:t>
+      </w:r>
+    </w:p>
+    <w:p>
+      <w:pPr>
+        <w:pStyle w:val="Heading1"/>
+        <w:widowControl/>
+      </w:pPr>
+      <w:r>
+        <w:t xml:space="preserve">Nə vaxt və necə yaranıb?</w:t>
+      </w:r>
+    </w:p>
+    <w:p>
+      <w:pPr>
+        <w:pStyle w:val="Heading1"/>
+        <w:widowControl/>
+      </w:pPr>
+      <w:r>
+        <w:t xml:space="preserve">XX əsrin əvvəllərində havanın rütubətini tənzimləyən sistemlər sənaye müəssisələrində tətbiq olunmağa başladı. 1920-ci illərdə isə kinoteatr və mağazalarda insanların rahatlığı üçün havanı soyudan qurğular yayıldı.</w:t>
+      </w:r>
+    </w:p>
+    <w:p>
+      <w:pPr>
+        <w:pStyle w:val="Heading1"/>
+        <w:widowControl/>
+      </w:pPr>
+      <w:r>
+        <w:t xml:space="preserve">İkinci Dünya müharibəsindən sonra kondisionerlərin ucuzlaşması və şəhərətrafı yaşayış məntəqələrinin genişlənməsi evlərdə də bu qurğulara tələbatı artırdı. Bu dəyişiklik xüsusilə ABŞ-ın isti bölgələrində nəzərə çarpırdı.</w:t>
+      </w:r>
+    </w:p>
+    <w:p>
+      <w:pPr>
+        <w:pStyle w:val="Heading1"/>
+        <w:widowControl/>
+      </w:pPr>
+      <w:r>
+        <w:t xml:space="preserve">Pəncərələri açılmayan göydələnlərdə əlverişli şərait yaratmaq üçün mərkəzi soyutma və havalandırma sistemləri mühüm əhəmiyyət qazandı. İnsan sağlamlığı və ətraf mühitlə bağlı tələblər artdıqca havalandırma qaydaları və soyuducu maddələrə qoyulan tələblər də dəyişdi.</w:t>
+      </w:r>
+    </w:p>
+    <w:p>
+      <w:pPr>
+        <w:pStyle w:val="Heading1"/>
+        <w:widowControl/>
+      </w:pPr>
+      <w:r>
+        <w:t xml:space="preserve">Elm üçün əhəmiyyəti</w:t>
+      </w:r>
+    </w:p>
+    <w:p>
+      <w:pPr>
+        <w:pStyle w:val="Heading1"/>
+        <w:widowControl/>
+      </w:pPr>
+      <w:r>
+        <w:t xml:space="preserve">Kondisionerin işi istiliyin ötürülməsi və enerjinin çevrilməsi qanunlarına əsaslanır. Geniş yayılmış sistemlərdə soyuducu maddənin sıxılması, soyuması, genişlənməsi və buxarlanması sayəsində istilik otaqdan çölə daşınır.</w:t>
+      </w:r>
+    </w:p>
+    <w:p>
+      <w:pPr>
+        <w:pStyle w:val="Heading1"/>
+        <w:widowControl/>
+      </w:pPr>
+      <w:r>
+        <w:t xml:space="preserve">Havanın rütubətini müəyyənləşdirmək üçün quru və yaş termometrin göstəricilərindən istifadə etmək olar. Psixrometrik cədvəllər havanın temperaturu ilə rütubəti arasındakı əlaqəni göstərir. Bu məlumatlar mühəndislərə otaqda istənilən şəraiti yaratmaq üçün nə qədər soyutma lazım olduğunu hesablamağa kömək edir.</w:t>
+      </w:r>
+    </w:p>
+    <w:p>
+      <w:pPr>
+        <w:pStyle w:val="Heading1"/>
+        <w:widowControl/>
+      </w:pPr>
+      <w:r>
+        <w:t xml:space="preserve">Soyuducu maddələrin tədqiqində onların molekulyar quruluşu, müxtəlif təzyiqlərdə davranışı və zəhərliliyi araşdırılırdı. Sonralar ozon qatına və iqlimə təsirləri də mühüm meyara çevrildi. Kondisionerlərin inkişafı ilə yanaşı, binaların istilik izolyasiyası, soyutma ehtiyacı və hava axınları haqqında biliklər də genişləndi.</w:t>
+      </w:r>
+    </w:p>
+    <w:p>
+      <w:pPr>
+        <w:pStyle w:val="Heading1"/>
+        <w:widowControl/>
+      </w:pPr>
+      <w:r>
+        <w:t xml:space="preserve">Sonrakı inkişafa təsiri</w:t>
+      </w:r>
+    </w:p>
+    <w:p>
+      <w:pPr>
+        <w:pStyle w:val="Heading1"/>
+        <w:widowControl/>
+      </w:pPr>
+      <w:r>
+        <w:t xml:space="preserve">Məlumat mərkəzlərində, laboratoriyalarda və xəstəxanalarda temperaturun müəyyən hədlər daxilində saxlanması mühüm şərtdir. Kondisioner belə məkanların etibarlı işləməsinə kömək edir. İsti bölgələrdə şəhərlərin və şüşə fasadlı hündür binaların böyüməsinə də şərait yaradıb.</w:t>
+      </w:r>
+    </w:p>
+    <w:p>
+      <w:pPr>
+        <w:pStyle w:val="Heading1"/>
+        <w:widowControl/>
+      </w:pPr>
+      <w:r>
+        <w:t xml:space="preserve">Lakin isti günlərdə çoxlu kondisionerin eyni vaxtda işləməsi elektrik şəbəkəsinə düşən yükü kəskin artırır. Buna görə soyutma tələbatı elektrik təchizatının planlaşdırılmasında ayrıca nəzərə alınır.</w:t>
+      </w:r>
+    </w:p>
+    <w:p>
+      <w:pPr>
+        <w:pStyle w:val="Heading1"/>
+        <w:widowControl/>
+      </w:pPr>
+      <w:r>
+        <w:t xml:space="preserve">İstilik nasosları isə eyni iş prinsipindən əks istiqamətdə istifadə edərək qışda məkanı isidir. Bir çox bölgədə havanın texniki vasitələrlə soyudulması və tənzimlənməsi artıq binaların əsas təminat sistemlərindən sayılır.</w:t>
+      </w:r>
+    </w:p>
+    <w:p>
+      <w:pPr>
+        <w:pStyle w:val="Heading1"/>
+        <w:widowControl/>
+      </w:pPr>
+      <w:r>
+        <w:t xml:space="preserve">İnsan həyatını necə dəyişib?</w:t>
+      </w:r>
+    </w:p>
+    <w:p>
+      <w:pPr>
+        <w:pStyle w:val="Heading1"/>
+        <w:widowControl/>
+      </w:pPr>
+      <w:r>
+        <w:t xml:space="preserve">Kondisioner isti havalarda yatmağı, dərs oxumağı və işləməyi asanlaşdırdı. Bir vaxtlar kinoteatrlar tamaşaçı cəlb etmək üçün filmlərlə yanaşı, zallarının sərinliyini də reklam edirdilər. Soyutma imkanları genişləndikcə isti bölgələrdə yaşamaq daha əlverişli oldu və həmin yerlərə köç sürətləndi.</w:t>
+      </w:r>
+    </w:p>
+    <w:p>
+      <w:pPr>
+        <w:pStyle w:val="Heading1"/>
+        <w:widowControl/>
+      </w:pPr>
+      <w:r>
+        <w:t xml:space="preserve">Bununla yanaşı, yeni çətinliklər də yarandı. Pəncərələri açılmayan binalarda havalandırma düzgün qurulmadıqda otaqda çirkləndirici maddələr toplana bilər. Kondisionerlərin işləməsi elektrik sərfini artırır; enerji istehsalı və bəzi soyuducu maddələrin atmosferə sızması isə iqlimə təsir göstərir.</w:t>
+      </w:r>
+    </w:p>
+    <w:p>
+      <w:pPr>
+        <w:pStyle w:val="Heading1"/>
+        <w:widowControl/>
+      </w:pPr>
+      <w:r>
+        <w:t xml:space="preserve">Bütün bunlara baxmayaraq, kondisioner milyonlarla insan üçün əvvəllər istidən işləməyin çətin olduğu saatlarda da gündəlik həyatını davam etdirmək imkanı yaratdı.</w:t>
       </w:r>
     </w:p>
     <w:p>
@@ -217,7 +331,7 @@
         <w:rPr>
           <w:sz w:val="20"/>
         </w:rPr>
-        <w:t>A Kitablar və əsas elmi əsərlər</w:t>
+        <w:t>Kitablar və əsas elmi əsərlər</w:t>
       </w:r>
     </w:p>
     <w:p>
@@ -240,7 +354,7 @@
         <w:rPr>
           <w:sz w:val="20"/>
         </w:rPr>
-        <w:t>C Qurumların materialları və ensiklopedik mənbələr</w:t>
+        <w:t>Qurumların materialları və ensiklopedik mənbələr</w:t>
       </w:r>
     </w:p>
     <w:p>
@@ -300,7 +414,7 @@
         <w:rPr>
           <w:sz w:val="20"/>
         </w:rPr>
-        <w:t>J Mətbuat elmi kütləvi nəşrlər və ümumi mənbələr</w:t>
+        <w:t>Mətbuat elmi kütləvi nəşrlər və ümumi mənbələr</w:t>
       </w:r>
     </w:p>
     <w:p>
